--- a/나를 말하는 에이전트 — 서사 문서.docx
+++ b/나를 말하는 에이전트 — 서사 문서.docx
@@ -1589,7 +1589,7 @@
             </w:tcMar>
           </w:tcPr>
           <w:p>
-            <w:hyperlink w:history="1" r:id="rIdeuujejkpu7m9pi--qyk39">
+            <w:hyperlink w:history="1" r:id="rId2tkdzqctwyyn5x3yyrhxg">
               <w:r>
                 <w:rPr>
                   <w:rFonts w:ascii="Malgun Gothic" w:cs="Malgun Gothic" w:eastAsia="Malgun Gothic" w:hAnsi="Malgun Gothic"/>
@@ -1610,7 +1610,7 @@
               </w:rPr>
               <w:t xml:space="preserve"> · </w:t>
             </w:r>
-            <w:hyperlink w:history="1" r:id="rIdx1umoiqdsp46wjuio71gr">
+            <w:hyperlink w:history="1" r:id="rIdegwae1xor3c4l8aheovra">
               <w:r>
                 <w:rPr>
                   <w:rFonts w:ascii="Malgun Gothic" w:cs="Malgun Gothic" w:eastAsia="Malgun Gothic" w:hAnsi="Malgun Gothic"/>
@@ -1670,7 +1670,7 @@
             </w:tcMar>
           </w:tcPr>
           <w:p>
-            <w:hyperlink w:history="1" r:id="rIdgrk7mqn8lkn-wrqro0pzl">
+            <w:hyperlink w:history="1" r:id="rIdfwpnagakco9dheymefwa4">
               <w:r>
                 <w:rPr>
                   <w:rFonts w:ascii="Malgun Gothic" w:cs="Malgun Gothic" w:eastAsia="Malgun Gothic" w:hAnsi="Malgun Gothic"/>
@@ -1691,7 +1691,7 @@
               </w:rPr>
               <w:t xml:space="preserve"> · </w:t>
             </w:r>
-            <w:hyperlink w:history="1" r:id="rIdxw7wc-gumlowdean5sie0">
+            <w:hyperlink w:history="1" r:id="rIdhikh-qptdogpbsrhtt54x">
               <w:r>
                 <w:rPr>
                   <w:rFonts w:ascii="Malgun Gothic" w:cs="Malgun Gothic" w:eastAsia="Malgun Gothic" w:hAnsi="Malgun Gothic"/>
@@ -1751,7 +1751,7 @@
             </w:tcMar>
           </w:tcPr>
           <w:p>
-            <w:hyperlink w:history="1" r:id="rIdub7g7dsmqx-q2vmexqr09">
+            <w:hyperlink w:history="1" r:id="rIdpz69vutszmmg3wxkkk44o">
               <w:r>
                 <w:rPr>
                   <w:rFonts w:ascii="Malgun Gothic" w:cs="Malgun Gothic" w:eastAsia="Malgun Gothic" w:hAnsi="Malgun Gothic"/>
@@ -1804,7 +1804,7 @@
         </w:numPr>
         <w:spacing w:after="120"/>
       </w:pPr>
-      <w:hyperlink w:history="1" r:id="rIdaplgaz1dnrvks3ln7-cvn">
+      <w:hyperlink w:history="1" r:id="rIdn4aqxsu8wdx0ujlswcumd">
         <w:r>
           <w:rPr>
             <w:rFonts w:ascii="Malgun Gothic" w:cs="Malgun Gothic" w:eastAsia="Malgun Gothic" w:hAnsi="Malgun Gothic"/>
@@ -1826,7 +1826,7 @@
         </w:numPr>
         <w:spacing w:after="120"/>
       </w:pPr>
-      <w:hyperlink w:history="1" r:id="rIddzbltbaalbrgkegcatain">
+      <w:hyperlink w:history="1" r:id="rIdtsycodvlzthqyxzoz_dmj">
         <w:r>
           <w:rPr>
             <w:rFonts w:ascii="Malgun Gothic" w:cs="Malgun Gothic" w:eastAsia="Malgun Gothic" w:hAnsi="Malgun Gothic"/>
@@ -1848,7 +1848,7 @@
         </w:numPr>
         <w:spacing w:after="120"/>
       </w:pPr>
-      <w:hyperlink w:history="1" r:id="rIdrfsfzcdhsb8hdtyfyjtf6">
+      <w:hyperlink w:history="1" r:id="rIdum2ppx_wxiqddd8dtcml9">
         <w:r>
           <w:rPr>
             <w:rFonts w:ascii="Malgun Gothic" w:cs="Malgun Gothic" w:eastAsia="Malgun Gothic" w:hAnsi="Malgun Gothic"/>
@@ -1870,7 +1870,7 @@
         </w:numPr>
         <w:spacing w:after="120"/>
       </w:pPr>
-      <w:hyperlink w:history="1" r:id="rIdlj00qlbysfw_qdl1tjmmc">
+      <w:hyperlink w:history="1" r:id="rIdi6frv55dflr4nusi61dc8">
         <w:r>
           <w:rPr>
             <w:rFonts w:ascii="Malgun Gothic" w:cs="Malgun Gothic" w:eastAsia="Malgun Gothic" w:hAnsi="Malgun Gothic"/>
@@ -1989,7 +1989,7 @@
           <w:sz w:val="21"/>
           <w:szCs w:val="21"/>
         </w:rPr>
-        <w:t xml:space="preserve">없습니다. 이번 초안은 강점을 뽑는 것과 걸러내는 것을 AI가 한 번에 이어서 했기 때문에, “AI가 먼저 내놓고 내가 뒤집은” 순간이 따로 없었습니다. 대신 AI가 아예 대신할 수 없는 두 가지 — 과정 이전의 고난(연도·장소), 동료 두 사람에게 직접 읽혀 받은 답 — 는 자리만 만들어 두고 비워 뒀습니다. 이 문서에서 AI가 못 하는 유일한 부분이 그 둘입니다.</w:t>
+        <w:t xml:space="preserve">없습니다. 이번 초안은 강점을 뽑는 것과 걸러내는 것을 AI가 한 번에 이어서 했기 때문에, “AI가 먼저 내놓고 내가 뒤집은” 순간이 따로 없었습니다. 대신 AI가 아예 대신할 수 없는 두 가지 — 과정 이전의 고난(연도·장소가 있는 실제 장면), 동료 두 사람에게 직접 읽혀 받은 답 — 는 자리만 만들어 두게 하고, 그 내용은 제가 직접 채워 넣었습니다. 이 문서에서 AI가 못 하는 유일한 부분이 그 둘이었습니다.</w:t>
       </w:r>
     </w:p>
     <w:p>
@@ -2008,51 +2008,27 @@
       <w:r>
         <w:rPr>
           <w:rFonts w:ascii="Malgun Gothic" w:cs="Malgun Gothic" w:eastAsia="Malgun Gothic" w:hAnsi="Malgun Gothic"/>
-          <w:color w:val="17191C"/>
-          <w:sz w:val="21"/>
-          <w:szCs w:val="21"/>
-        </w:rPr>
-        <w:t xml:space="preserve">이 문서 안에서:</w:t>
-      </w:r>
-    </w:p>
-    <w:p>
-      <w:pPr>
-        <w:pStyle w:val="ListParagraph"/>
-        <w:numPr>
-          <w:ilvl w:val="0"/>
-          <w:numId w:val="2"/>
-        </w:numPr>
-        <w:spacing w:after="120"/>
-      </w:pPr>
-      <w:r>
-        <w:rPr>
-          <w:rFonts w:ascii="Malgun Gothic" w:cs="Malgun Gothic" w:eastAsia="Malgun Gothic" w:hAnsi="Malgun Gothic"/>
           <w:b/>
           <w:bCs/>
           <w:color w:val="17191C"/>
           <w:sz w:val="21"/>
           <w:szCs w:val="21"/>
         </w:rPr>
-        <w:t xml:space="preserve">자기소개서</w:t>
-      </w:r>
-      <w:r>
-        <w:rPr>
-          <w:rFonts w:ascii="Malgun Gothic" w:cs="Malgun Gothic" w:eastAsia="Malgun Gothic" w:hAnsi="Malgun Gothic"/>
-          <w:color w:val="17191C"/>
-          <w:sz w:val="21"/>
-          <w:szCs w:val="21"/>
-        </w:rPr>
-        <w:t xml:space="preserve">는 「5. 자기소개서 초안」에 있습니다.</w:t>
-      </w:r>
-    </w:p>
-    <w:p>
-      <w:pPr>
-        <w:pStyle w:val="ListParagraph"/>
-        <w:numPr>
-          <w:ilvl w:val="0"/>
-          <w:numId w:val="2"/>
-        </w:numPr>
-        <w:spacing w:after="120"/>
+        <w:t xml:space="preserve">어디서 확인하나요 — </w:t>
+      </w:r>
+      <w:r>
+        <w:rPr>
+          <w:rFonts w:ascii="Malgun Gothic" w:cs="Malgun Gothic" w:eastAsia="Malgun Gothic" w:hAnsi="Malgun Gothic"/>
+          <w:color w:val="17191C"/>
+          <w:sz w:val="21"/>
+          <w:szCs w:val="21"/>
+        </w:rPr>
+        <w:t xml:space="preserve">이 서사 문서 안의 「5. 자기소개서 초안」과 「3. 강점 지도」</w:t>
+      </w:r>
+    </w:p>
+    <w:p>
+      <w:pPr>
+        <w:spacing w:after="160"/>
       </w:pPr>
       <w:r>
         <w:rPr>
@@ -2063,16 +2039,66 @@
           <w:sz w:val="21"/>
           <w:szCs w:val="21"/>
         </w:rPr>
-        <w:t xml:space="preserve">강점 지도</w:t>
-      </w:r>
-      <w:r>
-        <w:rPr>
-          <w:rFonts w:ascii="Malgun Gothic" w:cs="Malgun Gothic" w:eastAsia="Malgun Gothic" w:hAnsi="Malgun Gothic"/>
-          <w:color w:val="17191C"/>
-          <w:sz w:val="21"/>
-          <w:szCs w:val="21"/>
-        </w:rPr>
-        <w:t xml:space="preserve">는 「3. 강점 지도」의 표에 있습니다.</w:t>
+        <w:t xml:space="preserve">무엇을 하나요(3단계 이내) — </w:t>
+      </w:r>
+      <w:r>
+        <w:rPr>
+          <w:rFonts w:ascii="Malgun Gothic" w:cs="Malgun Gothic" w:eastAsia="Malgun Gothic" w:hAnsi="Malgun Gothic"/>
+          <w:color w:val="17191C"/>
+          <w:sz w:val="21"/>
+          <w:szCs w:val="21"/>
+        </w:rPr>
+        <w:t xml:space="preserve">① 문서 첫머리에서 이름과 「1. 내가 고른 리추얼 기록 대목」 확인 ② 「3. 강점 지도」 표에서 강점별 날짜·동료 코멘트·관련 과제, 그리고 지운 항목과 이유 확인 ③ 「4. 나의 회복탄력성」에서 3인칭·1인칭 이야기와 동료 두 사람의 답 확인</w:t>
+      </w:r>
+    </w:p>
+    <w:p>
+      <w:pPr>
+        <w:spacing w:after="160"/>
+      </w:pPr>
+      <w:r>
+        <w:rPr>
+          <w:rFonts w:ascii="Malgun Gothic" w:cs="Malgun Gothic" w:eastAsia="Malgun Gothic" w:hAnsi="Malgun Gothic"/>
+          <w:b/>
+          <w:bCs/>
+          <w:color w:val="17191C"/>
+          <w:sz w:val="21"/>
+          <w:szCs w:val="21"/>
+        </w:rPr>
+        <w:t xml:space="preserve">무엇이 보이면 통과인가요 — </w:t>
+      </w:r>
+      <w:r>
+        <w:rPr>
+          <w:rFonts w:ascii="Malgun Gothic" w:cs="Malgun Gothic" w:eastAsia="Malgun Gothic" w:hAnsi="Malgun Gothic"/>
+          <w:color w:val="17191C"/>
+          <w:sz w:val="21"/>
+          <w:szCs w:val="21"/>
+        </w:rPr>
+        <w:t xml:space="preserve">본인 이름, 날짜 있는 기록 대목, 강점 3개 이상(각각 날짜·동료 코멘트·관련 과제 포함)과 지운 항목+이유, 3인칭·1인칭 이야기, 동료 두 사람의 답(이름 없음), 자기소개서·포트폴리오 뼈대, AI 판단 3줄이 각각 나뉘어 보이면 통과입니다.</w:t>
+      </w:r>
+    </w:p>
+    <w:p>
+      <w:pPr>
+        <w:spacing w:after="160"/>
+      </w:pPr>
+      <w:r>
+        <w:rPr>
+          <w:rFonts w:ascii="Malgun Gothic" w:cs="Malgun Gothic" w:eastAsia="Malgun Gothic" w:hAnsi="Malgun Gothic"/>
+          <w:b/>
+          <w:bCs/>
+          <w:color w:val="17191C"/>
+          <w:sz w:val="21"/>
+          <w:szCs w:val="21"/>
+        </w:rPr>
+        <w:t xml:space="preserve">안 될 때는 무엇이 보이나요 — </w:t>
+      </w:r>
+      <w:r>
+        <w:rPr>
+          <w:rFonts w:ascii="Malgun Gothic" w:cs="Malgun Gothic" w:eastAsia="Malgun Gothic" w:hAnsi="Malgun Gothic"/>
+          <w:color w:val="17191C"/>
+          <w:sz w:val="21"/>
+          <w:szCs w:val="21"/>
+        </w:rPr>
+        <w:t xml:space="preserve">MS워드가 없어 파일이 안 열리면 구글 문서나 한컴오피스 같은 다른 뷰어로 열어 보세요. 파일 자체에는 비밀번호나 로그인이 걸려 있지 않습니다.</w:t>
       </w:r>
     </w:p>
     <w:sectPr>
